--- a/rus/docx/017.content.docx
+++ b/rus/docx/017.content.docx
@@ -237,7 +237,7 @@
         <w:rPr>
           <w:lang w:val="ru_RU" w:bidi="ru_RU"/>
         </w:rPr>
-        <w:t xml:space="preserve"> (759814 KB)</w:t>
+        <w:t xml:space="preserve"> (742 KB)</w:t>
       </w:r>
       <w:r>
         <w:rPr>
@@ -313,7 +313,7 @@
         <w:rPr>
           <w:lang w:val="ru_RU" w:bidi="ru_RU"/>
         </w:rPr>
-        <w:t xml:space="preserve"> (1604134 KB)</w:t>
+        <w:t xml:space="preserve"> (1.5 MB)</w:t>
       </w:r>
       <w:r>
         <w:rPr>
@@ -389,7 +389,7 @@
         <w:rPr>
           <w:lang w:val="ru_RU" w:bidi="ru_RU"/>
         </w:rPr>
-        <w:t xml:space="preserve"> (108382 KB)</w:t>
+        <w:t xml:space="preserve"> (106 KB)</w:t>
       </w:r>
       <w:r>
         <w:rPr>
@@ -465,7 +465,7 @@
         <w:rPr>
           <w:lang w:val="ru_RU" w:bidi="ru_RU"/>
         </w:rPr>
-        <w:t xml:space="preserve"> (1092934 KB)</w:t>
+        <w:t xml:space="preserve"> (1.0 MB)</w:t>
       </w:r>
       <w:r>
         <w:rPr>
@@ -541,7 +541,7 @@
         <w:rPr>
           <w:lang w:val="ru_RU" w:bidi="ru_RU"/>
         </w:rPr>
-        <w:t xml:space="preserve"> (1002766 KB)</w:t>
+        <w:t xml:space="preserve"> (979 KB)</w:t>
       </w:r>
       <w:r>
         <w:rPr>
